--- a/klagomål/A 13607-2025 FSC-klagomål.docx
+++ b/klagomål/A 13607-2025 FSC-klagomål.docx
@@ -800,7 +800,7 @@
     <w:r>
       <w:tab/>
       <w:tab/>
-      <w:t>2025-03-21</w:t>
+      <w:t>2025-03-22</w:t>
       <w:br/>
       <w:br/>
     </w:r>

--- a/klagomål/A 13607-2025 FSC-klagomål.docx
+++ b/klagomål/A 13607-2025 FSC-klagomål.docx
@@ -800,7 +800,7 @@
     <w:r>
       <w:tab/>
       <w:tab/>
-      <w:t>2025-03-22</w:t>
+      <w:t>2025-03-23</w:t>
       <w:br/>
       <w:br/>
     </w:r>

--- a/klagomål/A 13607-2025 FSC-klagomål.docx
+++ b/klagomål/A 13607-2025 FSC-klagomål.docx
@@ -800,7 +800,7 @@
     <w:r>
       <w:tab/>
       <w:tab/>
-      <w:t>2025-03-23</w:t>
+      <w:t>2025-03-24</w:t>
       <w:br/>
       <w:br/>
     </w:r>

--- a/klagomål/A 13607-2025 FSC-klagomål.docx
+++ b/klagomål/A 13607-2025 FSC-klagomål.docx
@@ -800,7 +800,7 @@
     <w:r>
       <w:tab/>
       <w:tab/>
-      <w:t>2025-03-24</w:t>
+      <w:t>2025-03-25</w:t>
       <w:br/>
       <w:br/>
     </w:r>

--- a/klagomål/A 13607-2025 FSC-klagomål.docx
+++ b/klagomål/A 13607-2025 FSC-klagomål.docx
@@ -800,7 +800,7 @@
     <w:r>
       <w:tab/>
       <w:tab/>
-      <w:t>2025-03-25</w:t>
+      <w:t>2025-03-26</w:t>
       <w:br/>
       <w:br/>
     </w:r>

--- a/klagomål/A 13607-2025 FSC-klagomål.docx
+++ b/klagomål/A 13607-2025 FSC-klagomål.docx
@@ -800,7 +800,7 @@
     <w:r>
       <w:tab/>
       <w:tab/>
-      <w:t>2025-03-26</w:t>
+      <w:t>2025-03-27</w:t>
       <w:br/>
       <w:br/>
     </w:r>

--- a/klagomål/A 13607-2025 FSC-klagomål.docx
+++ b/klagomål/A 13607-2025 FSC-klagomål.docx
@@ -800,7 +800,7 @@
     <w:r>
       <w:tab/>
       <w:tab/>
-      <w:t>2025-03-27</w:t>
+      <w:t>2025-03-28</w:t>
       <w:br/>
       <w:br/>
     </w:r>

--- a/klagomål/A 13607-2025 FSC-klagomål.docx
+++ b/klagomål/A 13607-2025 FSC-klagomål.docx
@@ -800,7 +800,7 @@
     <w:r>
       <w:tab/>
       <w:tab/>
-      <w:t>2025-03-28</w:t>
+      <w:t>2025-03-29</w:t>
       <w:br/>
       <w:br/>
     </w:r>

--- a/klagomål/A 13607-2025 FSC-klagomål.docx
+++ b/klagomål/A 13607-2025 FSC-klagomål.docx
@@ -800,7 +800,7 @@
     <w:r>
       <w:tab/>
       <w:tab/>
-      <w:t>2025-04-02</w:t>
+      <w:t>2025-04-03</w:t>
       <w:br/>
       <w:br/>
     </w:r>

--- a/klagomål/A 13607-2025 FSC-klagomål.docx
+++ b/klagomål/A 13607-2025 FSC-klagomål.docx
@@ -800,7 +800,7 @@
     <w:r>
       <w:tab/>
       <w:tab/>
-      <w:t>2025-04-03</w:t>
+      <w:t>2025-04-05</w:t>
       <w:br/>
       <w:br/>
     </w:r>

--- a/klagomål/A 13607-2025 FSC-klagomål.docx
+++ b/klagomål/A 13607-2025 FSC-klagomål.docx
@@ -800,7 +800,7 @@
     <w:r>
       <w:tab/>
       <w:tab/>
-      <w:t>2025-04-05</w:t>
+      <w:t>2025-04-06</w:t>
       <w:br/>
       <w:br/>
     </w:r>

--- a/klagomål/A 13607-2025 FSC-klagomål.docx
+++ b/klagomål/A 13607-2025 FSC-klagomål.docx
@@ -800,7 +800,7 @@
     <w:r>
       <w:tab/>
       <w:tab/>
-      <w:t>2025-04-06</w:t>
+      <w:t>2025-04-07</w:t>
       <w:br/>
       <w:br/>
     </w:r>

--- a/klagomål/A 13607-2025 FSC-klagomål.docx
+++ b/klagomål/A 13607-2025 FSC-klagomål.docx
@@ -800,7 +800,7 @@
     <w:r>
       <w:tab/>
       <w:tab/>
-      <w:t>2025-04-07</w:t>
+      <w:t>2025-04-08</w:t>
       <w:br/>
       <w:br/>
     </w:r>

--- a/klagomål/A 13607-2025 FSC-klagomål.docx
+++ b/klagomål/A 13607-2025 FSC-klagomål.docx
@@ -800,7 +800,7 @@
     <w:r>
       <w:tab/>
       <w:tab/>
-      <w:t>2025-04-08</w:t>
+      <w:t>2025-04-09</w:t>
       <w:br/>
       <w:br/>
     </w:r>

--- a/klagomål/A 13607-2025 FSC-klagomål.docx
+++ b/klagomål/A 13607-2025 FSC-klagomål.docx
@@ -800,7 +800,7 @@
     <w:r>
       <w:tab/>
       <w:tab/>
-      <w:t>2025-04-09</w:t>
+      <w:t>2025-04-10</w:t>
       <w:br/>
       <w:br/>
     </w:r>

--- a/klagomål/A 13607-2025 FSC-klagomål.docx
+++ b/klagomål/A 13607-2025 FSC-klagomål.docx
@@ -800,7 +800,7 @@
     <w:r>
       <w:tab/>
       <w:tab/>
-      <w:t>2025-04-10</w:t>
+      <w:t>2025-04-11</w:t>
       <w:br/>
       <w:br/>
     </w:r>

--- a/klagomål/A 13607-2025 FSC-klagomål.docx
+++ b/klagomål/A 13607-2025 FSC-klagomål.docx
@@ -800,7 +800,7 @@
     <w:r>
       <w:tab/>
       <w:tab/>
-      <w:t>2025-04-11</w:t>
+      <w:t>2025-04-12</w:t>
       <w:br/>
       <w:br/>
     </w:r>

--- a/klagomål/A 13607-2025 FSC-klagomål.docx
+++ b/klagomål/A 13607-2025 FSC-klagomål.docx
@@ -800,7 +800,7 @@
     <w:r>
       <w:tab/>
       <w:tab/>
-      <w:t>2025-04-12</w:t>
+      <w:t>2025-04-13</w:t>
       <w:br/>
       <w:br/>
     </w:r>

--- a/klagomål/A 13607-2025 FSC-klagomål.docx
+++ b/klagomål/A 13607-2025 FSC-klagomål.docx
@@ -800,7 +800,7 @@
     <w:r>
       <w:tab/>
       <w:tab/>
-      <w:t>2025-04-13</w:t>
+      <w:t>2025-04-14</w:t>
       <w:br/>
       <w:br/>
     </w:r>

--- a/klagomål/A 13607-2025 FSC-klagomål.docx
+++ b/klagomål/A 13607-2025 FSC-klagomål.docx
@@ -800,7 +800,7 @@
     <w:r>
       <w:tab/>
       <w:tab/>
-      <w:t>2025-04-14</w:t>
+      <w:t>2025-04-15</w:t>
       <w:br/>
       <w:br/>
     </w:r>

--- a/klagomål/A 13607-2025 FSC-klagomål.docx
+++ b/klagomål/A 13607-2025 FSC-klagomål.docx
@@ -800,7 +800,7 @@
     <w:r>
       <w:tab/>
       <w:tab/>
-      <w:t>2025-04-15</w:t>
+      <w:t>2025-04-16</w:t>
       <w:br/>
       <w:br/>
     </w:r>

--- a/klagomål/A 13607-2025 FSC-klagomål.docx
+++ b/klagomål/A 13607-2025 FSC-klagomål.docx
@@ -800,7 +800,7 @@
     <w:r>
       <w:tab/>
       <w:tab/>
-      <w:t>2025-04-16</w:t>
+      <w:t>2025-04-17</w:t>
       <w:br/>
       <w:br/>
     </w:r>

--- a/klagomål/A 13607-2025 FSC-klagomål.docx
+++ b/klagomål/A 13607-2025 FSC-klagomål.docx
@@ -800,7 +800,7 @@
     <w:r>
       <w:tab/>
       <w:tab/>
-      <w:t>2025-04-17</w:t>
+      <w:t>2025-04-18</w:t>
       <w:br/>
       <w:br/>
     </w:r>

--- a/klagomål/A 13607-2025 FSC-klagomål.docx
+++ b/klagomål/A 13607-2025 FSC-klagomål.docx
@@ -800,7 +800,7 @@
     <w:r>
       <w:tab/>
       <w:tab/>
-      <w:t>2025-04-18</w:t>
+      <w:t>2025-04-19</w:t>
       <w:br/>
       <w:br/>
     </w:r>

--- a/klagomål/A 13607-2025 FSC-klagomål.docx
+++ b/klagomål/A 13607-2025 FSC-klagomål.docx
@@ -811,7 +811,7 @@
     <w:r>
       <w:tab/>
       <w:tab/>
-      <w:t>2025-05-03</w:t>
+      <w:t>2025-05-04</w:t>
       <w:br/>
       <w:br/>
     </w:r>

--- a/klagomål/A 13607-2025 FSC-klagomål.docx
+++ b/klagomål/A 13607-2025 FSC-klagomål.docx
@@ -811,7 +811,7 @@
     <w:r>
       <w:tab/>
       <w:tab/>
-      <w:t>2025-05-04</w:t>
+      <w:t>2025-05-06</w:t>
       <w:br/>
       <w:br/>
     </w:r>

--- a/klagomål/A 13607-2025 FSC-klagomål.docx
+++ b/klagomål/A 13607-2025 FSC-klagomål.docx
@@ -811,7 +811,7 @@
     <w:r>
       <w:tab/>
       <w:tab/>
-      <w:t>2025-05-06</w:t>
+      <w:t>2025-05-07</w:t>
       <w:br/>
       <w:br/>
     </w:r>

--- a/klagomål/A 13607-2025 FSC-klagomål.docx
+++ b/klagomål/A 13607-2025 FSC-klagomål.docx
@@ -811,7 +811,7 @@
     <w:r>
       <w:tab/>
       <w:tab/>
-      <w:t>2025-05-07</w:t>
+      <w:t>2025-05-08</w:t>
       <w:br/>
       <w:br/>
     </w:r>

--- a/klagomål/A 13607-2025 FSC-klagomål.docx
+++ b/klagomål/A 13607-2025 FSC-klagomål.docx
@@ -811,7 +811,7 @@
     <w:r>
       <w:tab/>
       <w:tab/>
-      <w:t>2025-05-08</w:t>
+      <w:t>2025-05-09</w:t>
       <w:br/>
       <w:br/>
     </w:r>

--- a/klagomål/A 13607-2025 FSC-klagomål.docx
+++ b/klagomål/A 13607-2025 FSC-klagomål.docx
@@ -811,7 +811,7 @@
     <w:r>
       <w:tab/>
       <w:tab/>
-      <w:t>2025-05-09</w:t>
+      <w:t>2025-05-10</w:t>
       <w:br/>
       <w:br/>
     </w:r>

--- a/klagomål/A 13607-2025 FSC-klagomål.docx
+++ b/klagomål/A 13607-2025 FSC-klagomål.docx
@@ -811,7 +811,7 @@
     <w:r>
       <w:tab/>
       <w:tab/>
-      <w:t>2025-05-10</w:t>
+      <w:t>2025-05-11</w:t>
       <w:br/>
       <w:br/>
     </w:r>

--- a/klagomål/A 13607-2025 FSC-klagomål.docx
+++ b/klagomål/A 13607-2025 FSC-klagomål.docx
@@ -811,7 +811,7 @@
     <w:r>
       <w:tab/>
       <w:tab/>
-      <w:t>2025-05-11</w:t>
+      <w:t>2025-05-12</w:t>
       <w:br/>
       <w:br/>
     </w:r>

--- a/klagomål/A 13607-2025 FSC-klagomål.docx
+++ b/klagomål/A 13607-2025 FSC-klagomål.docx
@@ -811,7 +811,7 @@
     <w:r>
       <w:tab/>
       <w:tab/>
-      <w:t>2025-05-12</w:t>
+      <w:t>2025-05-13</w:t>
       <w:br/>
       <w:br/>
     </w:r>

--- a/klagomål/A 13607-2025 FSC-klagomål.docx
+++ b/klagomål/A 13607-2025 FSC-klagomål.docx
@@ -811,7 +811,7 @@
     <w:r>
       <w:tab/>
       <w:tab/>
-      <w:t>2025-05-13</w:t>
+      <w:t>2025-05-14</w:t>
       <w:br/>
       <w:br/>
     </w:r>

--- a/klagomål/A 13607-2025 FSC-klagomål.docx
+++ b/klagomål/A 13607-2025 FSC-klagomål.docx
@@ -811,7 +811,7 @@
     <w:r>
       <w:tab/>
       <w:tab/>
-      <w:t>2025-05-14</w:t>
+      <w:t>2025-05-15</w:t>
       <w:br/>
       <w:br/>
     </w:r>

--- a/klagomål/A 13607-2025 FSC-klagomål.docx
+++ b/klagomål/A 13607-2025 FSC-klagomål.docx
@@ -811,7 +811,7 @@
     <w:r>
       <w:tab/>
       <w:tab/>
-      <w:t>2025-05-15</w:t>
+      <w:t>2025-05-16</w:t>
       <w:br/>
       <w:br/>
     </w:r>

--- a/klagomål/A 13607-2025 FSC-klagomål.docx
+++ b/klagomål/A 13607-2025 FSC-klagomål.docx
@@ -811,7 +811,7 @@
     <w:r>
       <w:tab/>
       <w:tab/>
-      <w:t>2025-05-16</w:t>
+      <w:t>2025-05-17</w:t>
       <w:br/>
       <w:br/>
     </w:r>

--- a/klagomål/A 13607-2025 FSC-klagomål.docx
+++ b/klagomål/A 13607-2025 FSC-klagomål.docx
@@ -811,7 +811,7 @@
     <w:r>
       <w:tab/>
       <w:tab/>
-      <w:t>2025-05-17</w:t>
+      <w:t>2025-05-18</w:t>
       <w:br/>
       <w:br/>
     </w:r>

--- a/klagomål/A 13607-2025 FSC-klagomål.docx
+++ b/klagomål/A 13607-2025 FSC-klagomål.docx
@@ -811,7 +811,7 @@
     <w:r>
       <w:tab/>
       <w:tab/>
-      <w:t>2025-05-18</w:t>
+      <w:t>2025-05-19</w:t>
       <w:br/>
       <w:br/>
     </w:r>

--- a/klagomål/A 13607-2025 FSC-klagomål.docx
+++ b/klagomål/A 13607-2025 FSC-klagomål.docx
@@ -811,7 +811,7 @@
     <w:r>
       <w:tab/>
       <w:tab/>
-      <w:t>2025-05-19</w:t>
+      <w:t>2025-05-20</w:t>
       <w:br/>
       <w:br/>
     </w:r>

--- a/klagomål/A 13607-2025 FSC-klagomål.docx
+++ b/klagomål/A 13607-2025 FSC-klagomål.docx
@@ -811,7 +811,7 @@
     <w:r>
       <w:tab/>
       <w:tab/>
-      <w:t>2025-05-20</w:t>
+      <w:t>2025-05-21</w:t>
       <w:br/>
       <w:br/>
     </w:r>

--- a/klagomål/A 13607-2025 FSC-klagomål.docx
+++ b/klagomål/A 13607-2025 FSC-klagomål.docx
@@ -811,7 +811,7 @@
     <w:r>
       <w:tab/>
       <w:tab/>
-      <w:t>2025-05-21</w:t>
+      <w:t>2025-05-22</w:t>
       <w:br/>
       <w:br/>
     </w:r>

--- a/klagomål/A 13607-2025 FSC-klagomål.docx
+++ b/klagomål/A 13607-2025 FSC-klagomål.docx
@@ -811,7 +811,7 @@
     <w:r>
       <w:tab/>
       <w:tab/>
-      <w:t>2025-05-22</w:t>
+      <w:t>2025-05-23</w:t>
       <w:br/>
       <w:br/>
     </w:r>

--- a/klagomål/A 13607-2025 FSC-klagomål.docx
+++ b/klagomål/A 13607-2025 FSC-klagomål.docx
@@ -811,7 +811,7 @@
     <w:r>
       <w:tab/>
       <w:tab/>
-      <w:t>2025-05-23</w:t>
+      <w:t>2025-05-24</w:t>
       <w:br/>
       <w:br/>
     </w:r>

--- a/klagomål/A 13607-2025 FSC-klagomål.docx
+++ b/klagomål/A 13607-2025 FSC-klagomål.docx
@@ -811,7 +811,7 @@
     <w:r>
       <w:tab/>
       <w:tab/>
-      <w:t>2025-05-24</w:t>
+      <w:t>2025-05-25</w:t>
       <w:br/>
       <w:br/>
     </w:r>

--- a/klagomål/A 13607-2025 FSC-klagomål.docx
+++ b/klagomål/A 13607-2025 FSC-klagomål.docx
@@ -811,7 +811,7 @@
     <w:r>
       <w:tab/>
       <w:tab/>
-      <w:t>2025-05-25</w:t>
+      <w:t>2025-05-26</w:t>
       <w:br/>
       <w:br/>
     </w:r>

--- a/klagomål/A 13607-2025 FSC-klagomål.docx
+++ b/klagomål/A 13607-2025 FSC-klagomål.docx
@@ -811,7 +811,7 @@
     <w:r>
       <w:tab/>
       <w:tab/>
-      <w:t>2025-05-26</w:t>
+      <w:t>2025-05-27</w:t>
       <w:br/>
       <w:br/>
     </w:r>

--- a/klagomål/A 13607-2025 FSC-klagomål.docx
+++ b/klagomål/A 13607-2025 FSC-klagomål.docx
@@ -811,7 +811,7 @@
     <w:r>
       <w:tab/>
       <w:tab/>
-      <w:t>2025-05-27</w:t>
+      <w:t>2025-05-30</w:t>
       <w:br/>
       <w:br/>
     </w:r>

--- a/klagomål/A 13607-2025 FSC-klagomål.docx
+++ b/klagomål/A 13607-2025 FSC-klagomål.docx
@@ -811,7 +811,7 @@
     <w:r>
       <w:tab/>
       <w:tab/>
-      <w:t>2025-05-30</w:t>
+      <w:t>2025-06-01</w:t>
       <w:br/>
       <w:br/>
     </w:r>

--- a/klagomål/A 13607-2025 FSC-klagomål.docx
+++ b/klagomål/A 13607-2025 FSC-klagomål.docx
@@ -811,7 +811,7 @@
     <w:r>
       <w:tab/>
       <w:tab/>
-      <w:t>2025-06-01</w:t>
+      <w:t>2025-06-02</w:t>
       <w:br/>
       <w:br/>
     </w:r>

--- a/klagomål/A 13607-2025 FSC-klagomål.docx
+++ b/klagomål/A 13607-2025 FSC-klagomål.docx
@@ -811,7 +811,7 @@
     <w:r>
       <w:tab/>
       <w:tab/>
-      <w:t>2025-06-02</w:t>
+      <w:t>2025-06-03</w:t>
       <w:br/>
       <w:br/>
     </w:r>

--- a/klagomål/A 13607-2025 FSC-klagomål.docx
+++ b/klagomål/A 13607-2025 FSC-klagomål.docx
@@ -811,7 +811,7 @@
     <w:r>
       <w:tab/>
       <w:tab/>
-      <w:t>2025-06-03</w:t>
+      <w:t>2025-06-04</w:t>
       <w:br/>
       <w:br/>
     </w:r>

--- a/klagomål/A 13607-2025 FSC-klagomål.docx
+++ b/klagomål/A 13607-2025 FSC-klagomål.docx
@@ -811,7 +811,7 @@
     <w:r>
       <w:tab/>
       <w:tab/>
-      <w:t>2025-06-04</w:t>
+      <w:t>2025-06-05</w:t>
       <w:br/>
       <w:br/>
     </w:r>

--- a/klagomål/A 13607-2025 FSC-klagomål.docx
+++ b/klagomål/A 13607-2025 FSC-klagomål.docx
@@ -811,7 +811,7 @@
     <w:r>
       <w:tab/>
       <w:tab/>
-      <w:t>2025-06-13</w:t>
+      <w:t>2025-06-15</w:t>
       <w:br/>
       <w:br/>
     </w:r>

--- a/klagomål/A 13607-2025 FSC-klagomål.docx
+++ b/klagomål/A 13607-2025 FSC-klagomål.docx
@@ -811,7 +811,7 @@
     <w:r>
       <w:tab/>
       <w:tab/>
-      <w:t>2025-06-15</w:t>
+      <w:t>2025-06-16</w:t>
       <w:br/>
       <w:br/>
     </w:r>

--- a/klagomål/A 13607-2025 FSC-klagomål.docx
+++ b/klagomål/A 13607-2025 FSC-klagomål.docx
@@ -811,7 +811,7 @@
     <w:r>
       <w:tab/>
       <w:tab/>
-      <w:t>2025-06-16</w:t>
+      <w:t>2025-06-17</w:t>
       <w:br/>
       <w:br/>
     </w:r>

--- a/klagomål/A 13607-2025 FSC-klagomål.docx
+++ b/klagomål/A 13607-2025 FSC-klagomål.docx
@@ -811,7 +811,7 @@
     <w:r>
       <w:tab/>
       <w:tab/>
-      <w:t>2025-06-17</w:t>
+      <w:t>2025-06-18</w:t>
       <w:br/>
       <w:br/>
     </w:r>

--- a/klagomål/A 13607-2025 FSC-klagomål.docx
+++ b/klagomål/A 13607-2025 FSC-klagomål.docx
@@ -811,7 +811,7 @@
     <w:r>
       <w:tab/>
       <w:tab/>
-      <w:t>2025-06-18</w:t>
+      <w:t>2025-06-19</w:t>
       <w:br/>
       <w:br/>
     </w:r>

--- a/klagomål/A 13607-2025 FSC-klagomål.docx
+++ b/klagomål/A 13607-2025 FSC-klagomål.docx
@@ -811,7 +811,7 @@
     <w:r>
       <w:tab/>
       <w:tab/>
-      <w:t>2025-06-19</w:t>
+      <w:t>2025-06-20</w:t>
       <w:br/>
       <w:br/>
     </w:r>

--- a/klagomål/A 13607-2025 FSC-klagomål.docx
+++ b/klagomål/A 13607-2025 FSC-klagomål.docx
@@ -811,7 +811,7 @@
     <w:r>
       <w:tab/>
       <w:tab/>
-      <w:t>2025-06-20</w:t>
+      <w:t>2025-06-21</w:t>
       <w:br/>
       <w:br/>
     </w:r>

--- a/klagomål/A 13607-2025 FSC-klagomål.docx
+++ b/klagomål/A 13607-2025 FSC-klagomål.docx
@@ -811,7 +811,7 @@
     <w:r>
       <w:tab/>
       <w:tab/>
-      <w:t>2025-06-21</w:t>
+      <w:t>2025-06-22</w:t>
       <w:br/>
       <w:br/>
     </w:r>

--- a/klagomål/A 13607-2025 FSC-klagomål.docx
+++ b/klagomål/A 13607-2025 FSC-klagomål.docx
@@ -811,7 +811,7 @@
     <w:r>
       <w:tab/>
       <w:tab/>
-      <w:t>2025-06-22</w:t>
+      <w:t>2025-06-23</w:t>
       <w:br/>
       <w:br/>
     </w:r>

--- a/klagomål/A 13607-2025 FSC-klagomål.docx
+++ b/klagomål/A 13607-2025 FSC-klagomål.docx
@@ -811,7 +811,7 @@
     <w:r>
       <w:tab/>
       <w:tab/>
-      <w:t>2025-06-23</w:t>
+      <w:t>2025-06-24</w:t>
       <w:br/>
       <w:br/>
     </w:r>

--- a/klagomål/A 13607-2025 FSC-klagomål.docx
+++ b/klagomål/A 13607-2025 FSC-klagomål.docx
@@ -811,7 +811,7 @@
     <w:r>
       <w:tab/>
       <w:tab/>
-      <w:t>2025-06-24</w:t>
+      <w:t>2025-06-25</w:t>
       <w:br/>
       <w:br/>
     </w:r>

--- a/klagomål/A 13607-2025 FSC-klagomål.docx
+++ b/klagomål/A 13607-2025 FSC-klagomål.docx
@@ -811,7 +811,7 @@
     <w:r>
       <w:tab/>
       <w:tab/>
-      <w:t>2025-06-25</w:t>
+      <w:t>2025-06-26</w:t>
       <w:br/>
       <w:br/>
     </w:r>

--- a/klagomål/A 13607-2025 FSC-klagomål.docx
+++ b/klagomål/A 13607-2025 FSC-klagomål.docx
@@ -811,7 +811,7 @@
     <w:r>
       <w:tab/>
       <w:tab/>
-      <w:t>2025-06-26</w:t>
+      <w:t>2025-06-27</w:t>
       <w:br/>
       <w:br/>
     </w:r>

--- a/klagomål/A 13607-2025 FSC-klagomål.docx
+++ b/klagomål/A 13607-2025 FSC-klagomål.docx
@@ -811,7 +811,7 @@
     <w:r>
       <w:tab/>
       <w:tab/>
-      <w:t>2025-06-27</w:t>
+      <w:t>2025-06-28</w:t>
       <w:br/>
       <w:br/>
     </w:r>

--- a/klagomål/A 13607-2025 FSC-klagomål.docx
+++ b/klagomål/A 13607-2025 FSC-klagomål.docx
@@ -811,7 +811,7 @@
     <w:r>
       <w:tab/>
       <w:tab/>
-      <w:t>2025-06-28</w:t>
+      <w:t>2025-06-29</w:t>
       <w:br/>
       <w:br/>
     </w:r>

--- a/klagomål/A 13607-2025 FSC-klagomål.docx
+++ b/klagomål/A 13607-2025 FSC-klagomål.docx
@@ -811,7 +811,7 @@
     <w:r>
       <w:tab/>
       <w:tab/>
-      <w:t>2025-06-29</w:t>
+      <w:t>2025-06-30</w:t>
       <w:br/>
       <w:br/>
     </w:r>

--- a/klagomål/A 13607-2025 FSC-klagomål.docx
+++ b/klagomål/A 13607-2025 FSC-klagomål.docx
@@ -811,7 +811,7 @@
     <w:r>
       <w:tab/>
       <w:tab/>
-      <w:t>2025-06-30</w:t>
+      <w:t>2025-07-01</w:t>
       <w:br/>
       <w:br/>
     </w:r>

--- a/klagomål/A 13607-2025 FSC-klagomål.docx
+++ b/klagomål/A 13607-2025 FSC-klagomål.docx
@@ -811,7 +811,7 @@
     <w:r>
       <w:tab/>
       <w:tab/>
-      <w:t>2025-07-01</w:t>
+      <w:t>2025-07-02</w:t>
       <w:br/>
       <w:br/>
     </w:r>

--- a/klagomål/A 13607-2025 FSC-klagomål.docx
+++ b/klagomål/A 13607-2025 FSC-klagomål.docx
@@ -811,7 +811,7 @@
     <w:r>
       <w:tab/>
       <w:tab/>
-      <w:t>2025-07-02</w:t>
+      <w:t>2025-07-03</w:t>
       <w:br/>
       <w:br/>
     </w:r>

--- a/klagomål/A 13607-2025 FSC-klagomål.docx
+++ b/klagomål/A 13607-2025 FSC-klagomål.docx
@@ -811,7 +811,7 @@
     <w:r>
       <w:tab/>
       <w:tab/>
-      <w:t>2025-07-03</w:t>
+      <w:t>2025-07-04</w:t>
       <w:br/>
       <w:br/>
     </w:r>

--- a/klagomål/A 13607-2025 FSC-klagomål.docx
+++ b/klagomål/A 13607-2025 FSC-klagomål.docx
@@ -811,7 +811,7 @@
     <w:r>
       <w:tab/>
       <w:tab/>
-      <w:t>2025-07-04</w:t>
+      <w:t>2025-07-05</w:t>
       <w:br/>
       <w:br/>
     </w:r>

--- a/klagomål/A 13607-2025 FSC-klagomål.docx
+++ b/klagomål/A 13607-2025 FSC-klagomål.docx
@@ -811,7 +811,7 @@
     <w:r>
       <w:tab/>
       <w:tab/>
-      <w:t>2025-07-05</w:t>
+      <w:t>2025-07-06</w:t>
       <w:br/>
       <w:br/>
     </w:r>

--- a/klagomål/A 13607-2025 FSC-klagomål.docx
+++ b/klagomål/A 13607-2025 FSC-klagomål.docx
@@ -811,7 +811,7 @@
     <w:r>
       <w:tab/>
       <w:tab/>
-      <w:t>2025-07-06</w:t>
+      <w:t>2025-07-07</w:t>
       <w:br/>
       <w:br/>
     </w:r>

--- a/klagomål/A 13607-2025 FSC-klagomål.docx
+++ b/klagomål/A 13607-2025 FSC-klagomål.docx
@@ -811,7 +811,7 @@
     <w:r>
       <w:tab/>
       <w:tab/>
-      <w:t>2025-07-07</w:t>
+      <w:t>2025-07-08</w:t>
       <w:br/>
       <w:br/>
     </w:r>

--- a/klagomål/A 13607-2025 FSC-klagomål.docx
+++ b/klagomål/A 13607-2025 FSC-klagomål.docx
@@ -254,7 +254,25 @@
         <w:t>Lunglav (NT)</w:t>
       </w:r>
       <w:r>
-        <w:t xml:space="preserve"> är en av vårt lands främsta signalarter som överallt indikerar gamla lövträd, skogsbestånd med höga naturvärden och ekosystem med lång skoglig kontinuitet. Lokalt kan förekomsten vara mycket riklig men den hittas nästan enbart i gamla och ej slutavverkade skogar. Artens samtliga förekomster bör uppmärksammas från naturvårdssynpunkt, då många lokaler även hyser andra ovanliga och rödlistade arter. Rikliga förekomster bör skyddas med biotopskydd, frivilliga avsättningar eller reservat (SLU Artdatabanken, 2024; Nitare &amp; Skogsstyrelsen, 2019).</w:t>
+        <w:t xml:space="preserve"> är en av vårt lands främsta signalarter som överallt indikerar gamla lövträd, skogsbestånd med höga naturvärden och ekosystem med lång skoglig kontinuitet. Lokalt kan förekomsten vara mycket riklig men den hittas nästan enbart i gamla och ej slutavverkade skogar. Artens samtliga förekomster bör uppmärksammas från naturvårdssynpunkt, då många lokaler även hyser andra ovanliga och rödlistade arter. Rikliga förekomster bör skyddas med biotopskydd, frivilliga avsättningar eller reservat. Det finns ett antal sällsynta lavparasiter som växer på lunglav: lunglavsknapp (VU), skrovelmössing (DD), lunglavshårprick (DD), </w:t>
+      </w:r>
+      <w:r>
+        <w:rPr>
+          <w:i/>
+        </w:rPr>
+        <w:t>Calycina alstrupii</w:t>
+      </w:r>
+      <w:r>
+        <w:t xml:space="preserve"> (NA) och </w:t>
+      </w:r>
+      <w:r>
+        <w:rPr>
+          <w:i/>
+        </w:rPr>
+        <w:t>Chalara lobariae</w:t>
+      </w:r>
+      <w:r>
+        <w:t xml:space="preserve"> (NA) (SLU Artdatabanken, 2025; SLU Artdatabanken, 2024; Nitare &amp; Skogsstyrelsen, 2019).</w:t>
       </w:r>
     </w:p>
     <w:p>
@@ -626,7 +644,7 @@
         <w:t>Plectocarpon lichenum</w:t>
       </w:r>
       <w:r>
-        <w:t xml:space="preserve"> (VU). Det finns ytterligare två rödlistade parasiter vilka bara förekommer på lunglav, Skrovelmössing </w:t>
+        <w:t xml:space="preserve"> (VU). Det finns ytterligare ett antal parasiter vilka bara förekommer på lunglav: Skrovelmössing </w:t>
       </w:r>
       <w:r>
         <w:rPr>
@@ -644,7 +662,25 @@
         <w:t>Niesslia lobariae</w:t>
       </w:r>
       <w:r>
-        <w:t xml:space="preserve"> (rödlistad som Kunskapsbrist DD). Skrovelmössing (DD) har små svarta apothecier och bruna, 1-septerade sporer och Lunglavshårprick (DD) har brunhåriga perithecier och färglösa, 1-septerade sporer (SLU Artdatabanken, 2024; Nitare &amp; Skogsstyrelsen, 2019).</w:t>
+        <w:t xml:space="preserve"> (rödlistad som Kunskapsbrist DD). Skrovelmössing (DD) har små svarta apothecier och bruna, 1-septerade sporer och Lunglavshårprick (DD) har brunhåriga perithecier och färglösa, 1-septerade sporer. Nyligen har ytterligare två lavparasiter påträffats i Sverige som växer på lunglav: </w:t>
+      </w:r>
+      <w:r>
+        <w:rPr>
+          <w:i/>
+        </w:rPr>
+        <w:t>Calycina alstrupii</w:t>
+      </w:r>
+      <w:r>
+        <w:t xml:space="preserve"> (NA) och </w:t>
+      </w:r>
+      <w:r>
+        <w:rPr>
+          <w:i/>
+        </w:rPr>
+        <w:t>Chalara lobariae</w:t>
+      </w:r>
+      <w:r>
+        <w:t xml:space="preserve"> (NA) (SLU Artdatabanken, 2025; SLU Artdatabanken, 2024; Nitare &amp; Skogsstyrelsen, 2019).</w:t>
       </w:r>
     </w:p>
     <w:p>
@@ -681,6 +717,20 @@
       </w:r>
       <w:r>
         <w:t>SLU Artdatabanken, Uppsala.</w:t>
+      </w:r>
+    </w:p>
+    <w:p>
+      <w:r>
+        <w:t xml:space="preserve">SLU Artdatabanken, 2025. </w:t>
+      </w:r>
+      <w:r>
+        <w:rPr>
+          <w:i/>
+        </w:rPr>
+        <w:t xml:space="preserve">Över 20 nya lavparasiter för Sverige. </w:t>
+      </w:r>
+      <w:r>
+        <w:t>https://www.slu.se/artdatabanken/arter-och-natur/artiklar/over-20-nya-lavparasiter-for-sverige/</w:t>
       </w:r>
     </w:p>
     <w:sectPr>
@@ -811,7 +861,7 @@
     <w:r>
       <w:tab/>
       <w:tab/>
-      <w:t>2025-07-08</w:t>
+      <w:t>2025-07-09</w:t>
       <w:br/>
       <w:br/>
     </w:r>

--- a/klagomål/A 13607-2025 FSC-klagomål.docx
+++ b/klagomål/A 13607-2025 FSC-klagomål.docx
@@ -861,7 +861,7 @@
     <w:r>
       <w:tab/>
       <w:tab/>
-      <w:t>2025-07-09</w:t>
+      <w:t>2025-07-11</w:t>
       <w:br/>
       <w:br/>
     </w:r>

--- a/klagomål/A 13607-2025 FSC-klagomål.docx
+++ b/klagomål/A 13607-2025 FSC-klagomål.docx
@@ -861,7 +861,7 @@
     <w:r>
       <w:tab/>
       <w:tab/>
-      <w:t>2025-07-11</w:t>
+      <w:t>2025-07-12</w:t>
       <w:br/>
       <w:br/>
     </w:r>

--- a/klagomål/A 13607-2025 FSC-klagomål.docx
+++ b/klagomål/A 13607-2025 FSC-klagomål.docx
@@ -861,7 +861,7 @@
     <w:r>
       <w:tab/>
       <w:tab/>
-      <w:t>2025-08-06</w:t>
+      <w:t>2025-08-09</w:t>
       <w:br/>
       <w:br/>
     </w:r>
